--- a/submission/03_正式文档_WORD/04_评委FAQ手册.docx
+++ b/submission/03_正式文档_WORD/04_评委FAQ手册.docx
@@ -38,7 +38,7 @@
           <w:color w:val="666666"/>
           <w:sz w:val="18"/>
         </w:rPr>
-        <w:t>项目编号 2026FINTECH-FINT-0093 · AFAC2026 初创组 · 2026年07月07日</w:t>
+        <w:t>项目编号 2026FINTECH-FINT-0093 · AFAC2026 初创组 · 2026年07月08日</w:t>
       </w:r>
     </w:p>
     <w:p/>
